--- a/_book/Intro_files/PCoaching_SEMESTER_LASTNAME_Firstname.docx
+++ b/_book/Intro_files/PCoaching_SEMESTER_LASTNAME_Firstname.docx
@@ -1,6 +1,6 @@
 
 <file path=word/document.xml><?xml version="1.0" encoding="utf-8"?>
-<w:document xmlns:wpc="http://schemas.microsoft.com/office/word/2010/wordprocessingCanvas" xmlns:cx="http://schemas.microsoft.com/office/drawing/2014/chartex" xmlns:cx1="http://schemas.microsoft.com/office/drawing/2015/9/8/chartex" xmlns:cx2="http://schemas.microsoft.com/office/drawing/2015/10/21/chartex" xmlns:cx3="http://schemas.microsoft.com/office/drawing/2016/5/9/chartex" xmlns:cx4="http://schemas.microsoft.com/office/drawing/2016/5/10/chartex" xmlns:cx5="http://schemas.microsoft.com/office/drawing/2016/5/11/chartex" xmlns:cx6="http://schemas.microsoft.com/office/drawing/2016/5/12/chartex" xmlns:cx7="http://schemas.microsoft.com/office/drawing/2016/5/13/chartex" xmlns:cx8="http://schemas.microsoft.com/office/drawing/2016/5/14/chartex" xmlns:mc="http://schemas.openxmlformats.org/markup-compatibility/2006" xmlns:aink="http://schemas.microsoft.com/office/drawing/2016/ink" xmlns:am3d="http://schemas.microsoft.com/office/drawing/2017/model3d" xmlns:o="urn:schemas-microsoft-com:office:office" xmlns:oel="http://schemas.microsoft.com/office/2019/extlst" xmlns:r="http://schemas.openxmlformats.org/officeDocument/2006/relationships" xmlns:m="http://schemas.openxmlformats.org/officeDocument/2006/math" xmlns:v="urn:schemas-microsoft-com:vml" xmlns:wp14="http://schemas.microsoft.com/office/word/2010/wordprocessingDrawing" xmlns:wp="http://schemas.openxmlformats.org/drawingml/2006/wordprocessingDrawing" xmlns:w10="urn:schemas-microsoft-com:office:word" xmlns:w="http://schemas.openxmlformats.org/wordprocessingml/2006/main" xmlns:w14="http://schemas.microsoft.com/office/word/2010/wordml" xmlns:w15="http://schemas.microsoft.com/office/word/2012/wordml" xmlns:w16cex="http://schemas.microsoft.com/office/word/2018/wordml/cex" xmlns:w16cid="http://schemas.microsoft.com/office/word/2016/wordml/cid" xmlns:w16="http://schemas.microsoft.com/office/word/2018/wordml" xmlns:w16du="http://schemas.microsoft.com/office/word/2023/wordml/word16du" xmlns:w16sdtdh="http://schemas.microsoft.com/office/word/2020/wordml/sdtdatahash" xmlns:w16se="http://schemas.microsoft.com/office/word/2015/wordml/symex" xmlns:wpg="http://schemas.microsoft.com/office/word/2010/wordprocessingGroup" xmlns:wpi="http://schemas.microsoft.com/office/word/2010/wordprocessingInk" xmlns:wne="http://schemas.microsoft.com/office/word/2006/wordml" xmlns:wps="http://schemas.microsoft.com/office/word/2010/wordprocessingShape" mc:Ignorable="w14 w15 w16se w16cid w16 w16cex w16sdtdh w16du wp14">
+<w:document xmlns:wpc="http://schemas.microsoft.com/office/word/2010/wordprocessingCanvas" xmlns:cx="http://schemas.microsoft.com/office/drawing/2014/chartex" xmlns:cx1="http://schemas.microsoft.com/office/drawing/2015/9/8/chartex" xmlns:cx2="http://schemas.microsoft.com/office/drawing/2015/10/21/chartex" xmlns:cx3="http://schemas.microsoft.com/office/drawing/2016/5/9/chartex" xmlns:cx4="http://schemas.microsoft.com/office/drawing/2016/5/10/chartex" xmlns:cx5="http://schemas.microsoft.com/office/drawing/2016/5/11/chartex" xmlns:cx6="http://schemas.microsoft.com/office/drawing/2016/5/12/chartex" xmlns:cx7="http://schemas.microsoft.com/office/drawing/2016/5/13/chartex" xmlns:cx8="http://schemas.microsoft.com/office/drawing/2016/5/14/chartex" xmlns:mc="http://schemas.openxmlformats.org/markup-compatibility/2006" xmlns:aink="http://schemas.microsoft.com/office/drawing/2016/ink" xmlns:am3d="http://schemas.microsoft.com/office/drawing/2017/model3d" xmlns:o="urn:schemas-microsoft-com:office:office" xmlns:r="http://schemas.openxmlformats.org/officeDocument/2006/relationships" xmlns:m="http://schemas.openxmlformats.org/officeDocument/2006/math" xmlns:v="urn:schemas-microsoft-com:vml" xmlns:wp14="http://schemas.microsoft.com/office/word/2010/wordprocessingDrawing" xmlns:wp="http://schemas.openxmlformats.org/drawingml/2006/wordprocessingDrawing" xmlns:w10="urn:schemas-microsoft-com:office:word" xmlns:w="http://schemas.openxmlformats.org/wordprocessingml/2006/main" xmlns:w14="http://schemas.microsoft.com/office/word/2010/wordml" xmlns:w15="http://schemas.microsoft.com/office/word/2012/wordml" xmlns:w16cex="http://schemas.microsoft.com/office/word/2018/wordml/cex" xmlns:w16cid="http://schemas.microsoft.com/office/word/2016/wordml/cid" xmlns:w16="http://schemas.microsoft.com/office/word/2018/wordml" xmlns:w16se="http://schemas.microsoft.com/office/word/2015/wordml/symex" xmlns:wpg="http://schemas.microsoft.com/office/word/2010/wordprocessingGroup" xmlns:wpi="http://schemas.microsoft.com/office/word/2010/wordprocessingInk" xmlns:wne="http://schemas.microsoft.com/office/word/2006/wordml" xmlns:wps="http://schemas.microsoft.com/office/word/2010/wordprocessingShape" mc:Ignorable="w14 w15 w16se w16cid w16 w16cex wp14">
   <w:body>
     <w:p>
       <w:pPr>
@@ -196,7 +196,7 @@
         <w:rPr>
           <w:rFonts w:cstheme="minorHAnsi"/>
           <w:sz w:val="28"/>
-          <w:lang w:val="en-US"/>
+          <w:lang w:val="de-AT"/>
         </w:rPr>
       </w:pPr>
       <w:r>
@@ -204,7 +204,7 @@
           <w:rFonts w:eastAsia="Times New Roman" w:cstheme="minorHAnsi"/>
           <w:sz w:val="28"/>
           <w:szCs w:val="48"/>
-          <w:lang w:val="en-US" w:eastAsia="de-DE"/>
+          <w:lang w:val="de-AT" w:eastAsia="de-DE"/>
         </w:rPr>
         <w:t xml:space="preserve">Personal Coaching - Abt. </w:t>
       </w:r>
@@ -214,7 +214,7 @@
           <w:sz w:val="28"/>
           <w:szCs w:val="48"/>
           <w:highlight w:val="darkGray"/>
-          <w:lang w:val="en-US" w:eastAsia="de-DE"/>
+          <w:lang w:val="de-AT" w:eastAsia="de-DE"/>
         </w:rPr>
         <w:t>X</w:t>
       </w:r>
@@ -223,7 +223,7 @@
           <w:rFonts w:eastAsia="Times New Roman" w:cstheme="minorHAnsi"/>
           <w:sz w:val="28"/>
           <w:szCs w:val="48"/>
-          <w:lang w:val="en-US" w:eastAsia="de-DE"/>
+          <w:lang w:val="de-AT" w:eastAsia="de-DE"/>
         </w:rPr>
         <w:t xml:space="preserve"> (</w:t>
       </w:r>
@@ -233,7 +233,7 @@
           <w:sz w:val="28"/>
           <w:szCs w:val="48"/>
           <w:highlight w:val="darkGray"/>
-          <w:lang w:val="en-US" w:eastAsia="de-DE"/>
+          <w:lang w:val="de-AT" w:eastAsia="de-DE"/>
         </w:rPr>
         <w:t>Semester</w:t>
       </w:r>
@@ -242,7 +242,7 @@
           <w:rFonts w:eastAsia="Times New Roman" w:cstheme="minorHAnsi"/>
           <w:sz w:val="28"/>
           <w:szCs w:val="48"/>
-          <w:lang w:val="en-US" w:eastAsia="de-DE"/>
+          <w:lang w:val="de-AT" w:eastAsia="de-DE"/>
         </w:rPr>
         <w:t>)</w:t>
       </w:r>
@@ -252,7 +252,7 @@
         <w:rPr>
           <w:rFonts w:cstheme="minorHAnsi"/>
           <w:sz w:val="28"/>
-          <w:lang w:val="en-US"/>
+          <w:lang w:val="de-AT"/>
         </w:rPr>
       </w:pPr>
     </w:p>
@@ -261,7 +261,7 @@
         <w:rPr>
           <w:rFonts w:cstheme="minorHAnsi"/>
           <w:sz w:val="28"/>
-          <w:lang w:val="en-US"/>
+          <w:lang w:val="de-AT"/>
         </w:rPr>
       </w:pPr>
     </w:p>
@@ -270,7 +270,7 @@
         <w:rPr>
           <w:rFonts w:cstheme="minorHAnsi"/>
           <w:sz w:val="28"/>
-          <w:lang w:val="en-US"/>
+          <w:lang w:val="de-AT"/>
         </w:rPr>
       </w:pPr>
     </w:p>
@@ -504,6 +504,7 @@
         <w:t xml:space="preserve"> </w:t>
       </w:r>
       <w:proofErr w:type="spellStart"/>
+      <w:proofErr w:type="gramStart"/>
       <w:r>
         <w:rPr>
           <w:rFonts w:cstheme="minorHAnsi"/>
@@ -532,6 +533,7 @@
         <w:t>JJJ</w:t>
       </w:r>
       <w:proofErr w:type="spellEnd"/>
+      <w:proofErr w:type="gramEnd"/>
     </w:p>
     <w:p>
       <w:pPr>
@@ -615,7 +617,21 @@
         <w:rPr>
           <w:lang w:val="de-DE"/>
         </w:rPr>
-        <w:t>Wie bist du zur Klient*in gekommen bist?</w:t>
+        <w:t xml:space="preserve">Wie bist du </w:t>
+      </w:r>
+      <w:proofErr w:type="gramStart"/>
+      <w:r>
+        <w:rPr>
+          <w:lang w:val="de-DE"/>
+        </w:rPr>
+        <w:t>zur Klient</w:t>
+      </w:r>
+      <w:proofErr w:type="gramEnd"/>
+      <w:r>
+        <w:rPr>
+          <w:lang w:val="de-DE"/>
+        </w:rPr>
+        <w:t>*in gekommen bist?</w:t>
       </w:r>
     </w:p>
     <w:p>
@@ -742,7 +758,19 @@
         <w:rPr>
           <w:lang w:val="de-DE"/>
         </w:rPr>
-        <w:t xml:space="preserve">. Diesen kannst du einfach auch einscannen und mit abgeben. </w:t>
+        <w:t>. Diesen kannst du einfach auch einscannen und mit abgeben</w:t>
+      </w:r>
+      <w:r>
+        <w:rPr>
+          <w:lang w:val="de-DE"/>
+        </w:rPr>
+        <w:t xml:space="preserve"> (vorher schwärzen!)</w:t>
+      </w:r>
+      <w:r>
+        <w:rPr>
+          <w:lang w:val="de-DE"/>
+        </w:rPr>
+        <w:t xml:space="preserve">. </w:t>
       </w:r>
       <w:r>
         <w:rPr>
@@ -774,7 +802,21 @@
           <w:bCs/>
           <w:lang w:val="de-DE"/>
         </w:rPr>
-        <w:t xml:space="preserve"> (Alter, Geschlecht, Größe, Gewicht, Körperliche Leistungsfähigkeit, …)</w:t>
+        <w:t xml:space="preserve"> (Alter, Geschlecht, Größe, Gewicht, </w:t>
+      </w:r>
+      <w:r>
+        <w:rPr>
+          <w:bCs/>
+          <w:lang w:val="de-DE"/>
+        </w:rPr>
+        <w:t>k</w:t>
+      </w:r>
+      <w:r>
+        <w:rPr>
+          <w:bCs/>
+          <w:lang w:val="de-DE"/>
+        </w:rPr>
+        <w:t>örperliche Leistungsfähigkeit, …)</w:t>
       </w:r>
     </w:p>
     <w:p>
@@ -940,6 +982,25 @@
           <w:bCs/>
           <w:lang w:val="de-DE"/>
         </w:rPr>
+        <w:t>Abklärung gesundheitlicher Faktoren / Trainingsfreigabe ärztlich</w:t>
+      </w:r>
+    </w:p>
+    <w:p>
+      <w:pPr>
+        <w:pStyle w:val="Listenabsatz"/>
+        <w:numPr>
+          <w:ilvl w:val="1"/>
+          <w:numId w:val="10"/>
+        </w:numPr>
+        <w:rPr>
+          <w:lang w:val="de-DE"/>
+        </w:rPr>
+      </w:pPr>
+      <w:r>
+        <w:rPr>
+          <w:bCs/>
+          <w:lang w:val="de-DE"/>
+        </w:rPr>
         <w:t>…</w:t>
       </w:r>
     </w:p>
@@ -963,6 +1024,21 @@
     </w:p>
     <w:p>
       <w:pPr>
+        <w:rPr>
+          <w:i/>
+          <w:lang w:val="de-DE"/>
+        </w:rPr>
+      </w:pPr>
+      <w:r>
+        <w:rPr>
+          <w:i/>
+          <w:lang w:val="de-DE"/>
+        </w:rPr>
+        <w:t>Hier geht es nicht um die Coachees sondern rein um dich als Coach. Hast du eigene Ziele für den Prozess? Vielleicht betreffend Kommunikation, Planung, Dokumentation, Organisation, Wissenszuwachs, …?</w:t>
+      </w:r>
+    </w:p>
+    <w:p>
+      <w:pPr>
         <w:pStyle w:val="Listenabsatz"/>
         <w:numPr>
           <w:ilvl w:val="0"/>
@@ -976,7 +1052,19 @@
         <w:rPr>
           <w:lang w:val="de-DE"/>
         </w:rPr>
-        <w:t>Welche Ziele für die gemeinsame Zeit kannst du dir setzen?</w:t>
+        <w:t xml:space="preserve">Welche Ziele für die gemeinsame Zeit kannst </w:t>
+      </w:r>
+      <w:r>
+        <w:rPr>
+          <w:lang w:val="de-DE"/>
+        </w:rPr>
+        <w:t>DU</w:t>
+      </w:r>
+      <w:r>
+        <w:rPr>
+          <w:lang w:val="de-DE"/>
+        </w:rPr>
+        <w:t xml:space="preserve"> dir setzen?</w:t>
       </w:r>
     </w:p>
     <w:p>
@@ -1014,6 +1102,12 @@
         </w:rPr>
         <w:t>Zielsetzung</w:t>
       </w:r>
+      <w:r>
+        <w:rPr>
+          <w:lang w:val="de-DE"/>
+        </w:rPr>
+        <w:t xml:space="preserve"> des Coachees</w:t>
+      </w:r>
     </w:p>
     <w:p>
       <w:pPr>
@@ -1044,7 +1138,31 @@
         <w:rPr>
           <w:lang w:val="de-DE"/>
         </w:rPr>
-        <w:t>, wertebasierte Ziele, „SMART“, „CLEAR“, „VISION“</w:t>
+        <w:t>, wertebasierte Ziele,</w:t>
+      </w:r>
+      <w:r>
+        <w:rPr>
+          <w:lang w:val="de-DE"/>
+        </w:rPr>
+        <w:t xml:space="preserve"> verwende gerne</w:t>
+      </w:r>
+      <w:r>
+        <w:rPr>
+          <w:lang w:val="de-DE"/>
+        </w:rPr>
+        <w:t xml:space="preserve"> „SMART“, „CLEAR“</w:t>
+      </w:r>
+      <w:r>
+        <w:rPr>
+          <w:lang w:val="de-DE"/>
+        </w:rPr>
+        <w:t xml:space="preserve"> oder</w:t>
+      </w:r>
+      <w:r>
+        <w:rPr>
+          <w:lang w:val="de-DE"/>
+        </w:rPr>
+        <w:t xml:space="preserve"> „VISION“</w:t>
       </w:r>
       <w:r>
         <w:rPr>
@@ -1068,7 +1186,21 @@
         <w:rPr>
           <w:lang w:val="de-DE"/>
         </w:rPr>
-        <w:t>Haben sich die Ziele verändert? Wie hast du sie mit der Klient*in angepasst?</w:t>
+        <w:t xml:space="preserve">Haben sich die Ziele verändert? Wie hast du sie </w:t>
+      </w:r>
+      <w:proofErr w:type="gramStart"/>
+      <w:r>
+        <w:rPr>
+          <w:lang w:val="de-DE"/>
+        </w:rPr>
+        <w:t>mit der Klient</w:t>
+      </w:r>
+      <w:proofErr w:type="gramEnd"/>
+      <w:r>
+        <w:rPr>
+          <w:lang w:val="de-DE"/>
+        </w:rPr>
+        <w:t>*in angepasst?</w:t>
       </w:r>
     </w:p>
     <w:p>
@@ -1175,14 +1307,14 @@
         <w:rPr>
           <w:lang w:val="en-US"/>
         </w:rPr>
-        <w:t xml:space="preserve">, die in der </w:t>
+        <w:t xml:space="preserve">, die in der Bibliothek </w:t>
       </w:r>
       <w:proofErr w:type="spellStart"/>
       <w:r>
         <w:rPr>
           <w:lang w:val="en-US"/>
         </w:rPr>
-        <w:t>Bibliothek</w:t>
+        <w:t>verfügbar</w:t>
       </w:r>
       <w:proofErr w:type="spellEnd"/>
       <w:r>
@@ -1196,27 +1328,13 @@
         <w:rPr>
           <w:lang w:val="en-US"/>
         </w:rPr>
-        <w:t>verfügbar</w:t>
+        <w:t>sind</w:t>
       </w:r>
       <w:proofErr w:type="spellEnd"/>
       <w:r>
         <w:rPr>
           <w:lang w:val="en-US"/>
         </w:rPr>
-        <w:t xml:space="preserve"> </w:t>
-      </w:r>
-      <w:proofErr w:type="spellStart"/>
-      <w:r>
-        <w:rPr>
-          <w:lang w:val="en-US"/>
-        </w:rPr>
-        <w:t>sind</w:t>
-      </w:r>
-      <w:proofErr w:type="spellEnd"/>
-      <w:r>
-        <w:rPr>
-          <w:lang w:val="en-US"/>
-        </w:rPr>
         <w:t>).</w:t>
       </w:r>
     </w:p>
@@ -1248,19 +1366,20 @@
         <w:rPr>
           <w:lang w:val="de-DE"/>
         </w:rPr>
-        <w:t>.</w:t>
-      </w:r>
-    </w:p>
-    <w:p>
-      <w:pPr>
-        <w:rPr>
-          <w:lang w:val="de-DE"/>
-        </w:rPr>
-      </w:pPr>
-      <w:r>
-        <w:rPr>
-          <w:lang w:val="de-DE"/>
-        </w:rPr>
+        <w:t xml:space="preserve"> und stelle die Ergebnisse geeignet dar.</w:t>
+      </w:r>
+    </w:p>
+    <w:p>
+      <w:pPr>
+        <w:rPr>
+          <w:lang w:val="de-DE"/>
+        </w:rPr>
+      </w:pPr>
+      <w:r>
+        <w:rPr>
+          <w:lang w:val="de-DE"/>
+        </w:rPr>
+        <w:lastRenderedPageBreak/>
         <w:t>Du kannst auch Hidden</w:t>
       </w:r>
       <w:r>
@@ -1340,7 +1459,6 @@
         <w:rPr>
           <w:lang w:val="de-DE"/>
         </w:rPr>
-        <w:lastRenderedPageBreak/>
         <w:t>Planung der Interventionen</w:t>
       </w:r>
     </w:p>
@@ -1493,6 +1611,12 @@
         </w:rPr>
         <w:t>diese hier verlinken und anhängen.</w:t>
       </w:r>
+      <w:r>
+        <w:rPr>
+          <w:lang w:val="de-DE"/>
+        </w:rPr>
+        <w:t xml:space="preserve"> Falls darin persönliche Daten enthalten sind genügt es eine Kopie zu machen und diese her auszulöschen.</w:t>
+      </w:r>
     </w:p>
     <w:p>
       <w:pPr>
@@ -1617,7 +1741,13 @@
         <w:rPr>
           <w:lang w:val="de-DE"/>
         </w:rPr>
-        <w:t>Coaching Prozess Klient*in 1</w:t>
+        <w:t xml:space="preserve">Coaching Prozess Klient*in </w:t>
+      </w:r>
+      <w:r>
+        <w:rPr>
+          <w:lang w:val="de-DE"/>
+        </w:rPr>
+        <w:t>2</w:t>
       </w:r>
     </w:p>
     <w:p>
@@ -1650,7 +1780,21 @@
         <w:rPr>
           <w:lang w:val="de-DE"/>
         </w:rPr>
-        <w:t>Wie bist du zur Klient*in gekommen bist?</w:t>
+        <w:t xml:space="preserve">Wie bist du </w:t>
+      </w:r>
+      <w:proofErr w:type="gramStart"/>
+      <w:r>
+        <w:rPr>
+          <w:lang w:val="de-DE"/>
+        </w:rPr>
+        <w:t>zur Klient</w:t>
+      </w:r>
+      <w:proofErr w:type="gramEnd"/>
+      <w:r>
+        <w:rPr>
+          <w:lang w:val="de-DE"/>
+        </w:rPr>
+        <w:t>*in gekommen bist?</w:t>
       </w:r>
     </w:p>
     <w:p>
@@ -1777,7 +1921,7 @@
         <w:rPr>
           <w:lang w:val="de-DE"/>
         </w:rPr>
-        <w:t>. Diesen kannst du einfach auch einscannen und mit abgeben. In jedem Fall sollte enthalten sein:</w:t>
+        <w:t>. Diesen kannst du einfach auch einscannen und mit abgeben (vorher schwärzen!). In jedem Fall sollte enthalten sein:</w:t>
       </w:r>
     </w:p>
     <w:p>
@@ -1796,7 +1940,7 @@
           <w:bCs/>
           <w:lang w:val="de-DE"/>
         </w:rPr>
-        <w:t>Biologische Faktoren (Alter, Geschlecht, Größe, Gewicht, Körperliche Leistungsfähigkeit, …)</w:t>
+        <w:t>Biologische Faktoren (Alter, Geschlecht, Größe, Gewicht, körperliche Leistungsfähigkeit, …)</w:t>
       </w:r>
     </w:p>
     <w:p>
@@ -1948,6 +2092,26 @@
           <w:bCs/>
           <w:lang w:val="de-DE"/>
         </w:rPr>
+        <w:t>Abklärung gesundheitlicher Faktoren / Trainingsfreigabe ärztlich</w:t>
+      </w:r>
+    </w:p>
+    <w:p>
+      <w:pPr>
+        <w:pStyle w:val="Listenabsatz"/>
+        <w:numPr>
+          <w:ilvl w:val="1"/>
+          <w:numId w:val="10"/>
+        </w:numPr>
+        <w:rPr>
+          <w:lang w:val="de-DE"/>
+        </w:rPr>
+      </w:pPr>
+      <w:r>
+        <w:rPr>
+          <w:bCs/>
+          <w:lang w:val="de-DE"/>
+        </w:rPr>
+        <w:lastRenderedPageBreak/>
         <w:t>…</w:t>
       </w:r>
     </w:p>
@@ -1971,6 +2135,21 @@
     </w:p>
     <w:p>
       <w:pPr>
+        <w:rPr>
+          <w:i/>
+          <w:lang w:val="de-DE"/>
+        </w:rPr>
+      </w:pPr>
+      <w:r>
+        <w:rPr>
+          <w:i/>
+          <w:lang w:val="de-DE"/>
+        </w:rPr>
+        <w:t>Hier geht es nicht um die Coachees sondern rein um dich als Coach. Hast du eigene Ziele für den Prozess? Vielleicht betreffend Kommunikation, Planung, Dokumentation, Organisation, Wissenszuwachs, …?</w:t>
+      </w:r>
+    </w:p>
+    <w:p>
+      <w:pPr>
         <w:pStyle w:val="Listenabsatz"/>
         <w:numPr>
           <w:ilvl w:val="0"/>
@@ -1984,7 +2163,7 @@
         <w:rPr>
           <w:lang w:val="de-DE"/>
         </w:rPr>
-        <w:t>Welche Ziele für die gemeinsame Zeit kannst du dir setzen?</w:t>
+        <w:t>Welche Ziele für die gemeinsame Zeit kannst DU dir setzen?</w:t>
       </w:r>
     </w:p>
     <w:p>
@@ -2020,8 +2199,7 @@
         <w:rPr>
           <w:lang w:val="de-DE"/>
         </w:rPr>
-        <w:lastRenderedPageBreak/>
-        <w:t>Zielsetzung</w:t>
+        <w:t>Zielsetzung des Coachees</w:t>
       </w:r>
     </w:p>
     <w:p>
@@ -2039,7 +2217,15 @@
         <w:rPr>
           <w:lang w:val="de-DE"/>
         </w:rPr>
-        <w:t xml:space="preserve">Wie habt ihr die Ziele definiert? Welche Motive und Gründe sind dabei zum Vorschein gekommen. Habt ihr Motoziele, Prozessziele, </w:t>
+        <w:t>Wie habt ihr die Ziele definiert? Welche M</w:t>
+      </w:r>
+      <w:bookmarkStart w:id="0" w:name="_GoBack"/>
+      <w:bookmarkEnd w:id="0"/>
+      <w:r>
+        <w:rPr>
+          <w:lang w:val="de-DE"/>
+        </w:rPr>
+        <w:t xml:space="preserve">otive und Gründe sind dabei zum Vorschein gekommen. Habt ihr Motoziele, Prozessziele, </w:t>
       </w:r>
       <w:proofErr w:type="spellStart"/>
       <w:r>
@@ -2053,7 +2239,19 @@
         <w:rPr>
           <w:lang w:val="de-DE"/>
         </w:rPr>
-        <w:t>, wertebasierte Ziele, „SMART“, „CLEAR“, „VISION“, …</w:t>
+        <w:t>, wertebasierte Ziele, verwende gerne „SMART“,</w:t>
+      </w:r>
+      <w:r>
+        <w:rPr>
+          <w:lang w:val="de-DE"/>
+        </w:rPr>
+        <w:t xml:space="preserve"> „PACT“,</w:t>
+      </w:r>
+      <w:r>
+        <w:rPr>
+          <w:lang w:val="de-DE"/>
+        </w:rPr>
+        <w:t xml:space="preserve"> „CLEAR“ oder „VISION“, …</w:t>
       </w:r>
     </w:p>
     <w:p>
@@ -2071,7 +2269,21 @@
         <w:rPr>
           <w:lang w:val="de-DE"/>
         </w:rPr>
-        <w:t>Haben sich die Ziele verändert? Wie hast du sie mit der Klient*in angepasst?</w:t>
+        <w:t xml:space="preserve">Haben sich die Ziele verändert? Wie hast du sie </w:t>
+      </w:r>
+      <w:proofErr w:type="gramStart"/>
+      <w:r>
+        <w:rPr>
+          <w:lang w:val="de-DE"/>
+        </w:rPr>
+        <w:t>mit der Klient</w:t>
+      </w:r>
+      <w:proofErr w:type="gramEnd"/>
+      <w:r>
+        <w:rPr>
+          <w:lang w:val="de-DE"/>
+        </w:rPr>
+        <w:t>*in angepasst?</w:t>
       </w:r>
     </w:p>
     <w:p>
@@ -2178,14 +2390,14 @@
         <w:rPr>
           <w:lang w:val="en-US"/>
         </w:rPr>
-        <w:t xml:space="preserve">, die in der </w:t>
+        <w:t xml:space="preserve">, die in der Bibliothek </w:t>
       </w:r>
       <w:proofErr w:type="spellStart"/>
       <w:r>
         <w:rPr>
           <w:lang w:val="en-US"/>
         </w:rPr>
-        <w:t>Bibliothek</w:t>
+        <w:t>verfügbar</w:t>
       </w:r>
       <w:proofErr w:type="spellEnd"/>
       <w:r>
@@ -2199,27 +2411,13 @@
         <w:rPr>
           <w:lang w:val="en-US"/>
         </w:rPr>
-        <w:t>verfügbar</w:t>
+        <w:t>sind</w:t>
       </w:r>
       <w:proofErr w:type="spellEnd"/>
       <w:r>
         <w:rPr>
           <w:lang w:val="en-US"/>
         </w:rPr>
-        <w:t xml:space="preserve"> </w:t>
-      </w:r>
-      <w:proofErr w:type="spellStart"/>
-      <w:r>
-        <w:rPr>
-          <w:lang w:val="en-US"/>
-        </w:rPr>
-        <w:t>sind</w:t>
-      </w:r>
-      <w:proofErr w:type="spellEnd"/>
-      <w:r>
-        <w:rPr>
-          <w:lang w:val="en-US"/>
-        </w:rPr>
         <w:t>).</w:t>
       </w:r>
     </w:p>
@@ -2251,7 +2449,7 @@
         <w:rPr>
           <w:lang w:val="de-DE"/>
         </w:rPr>
-        <w:t>.</w:t>
+        <w:t xml:space="preserve"> und stelle die Ergebnisse geeignet dar.</w:t>
       </w:r>
     </w:p>
     <w:p>
@@ -2421,7 +2619,7 @@
         <w:rPr>
           <w:lang w:val="de-DE"/>
         </w:rPr>
-        <w:t>Dokumentation aller Trainings und Interventionen. Wenn Trainierende z.B. in Excel oder Google-Tabellen mitschreiben, kannst du hier auch diese hier verlinken und anhängen.</w:t>
+        <w:t>Dokumentation aller Trainings und Interventionen. Wenn Trainierende z.B. in Excel oder Google-Tabellen mitschreiben, kannst du hier auch diese hier verlinken und anhängen. Falls darin persönliche Daten enthalten sind genügt es eine Kopie zu machen und diese her auszulöschen.</w:t>
       </w:r>
     </w:p>
     <w:p>
@@ -2534,13 +2732,6 @@
     </w:p>
     <w:p>
       <w:pPr>
-        <w:rPr>
-          <w:lang w:val="de-DE"/>
-        </w:rPr>
-      </w:pPr>
-    </w:p>
-    <w:p>
-      <w:pPr>
         <w:pStyle w:val="berschrift1"/>
         <w:numPr>
           <w:ilvl w:val="0"/>
@@ -2554,6 +2745,7 @@
         <w:rPr>
           <w:lang w:val="de-DE"/>
         </w:rPr>
+        <w:lastRenderedPageBreak/>
         <w:t>Reflexion Supervision</w:t>
       </w:r>
     </w:p>
@@ -2793,14 +2985,43 @@
           <w:rFonts w:cstheme="minorHAnsi"/>
           <w:lang w:val="de-AT"/>
         </w:rPr>
-        <w:t xml:space="preserve"> Citavi, Endnote, …)</w:t>
-      </w:r>
-    </w:p>
-    <w:p>
-      <w:pPr>
+        <w:t xml:space="preserve"> Citavi</w:t>
+      </w:r>
+      <w:r>
         <w:rPr>
           <w:rFonts w:cstheme="minorHAnsi"/>
           <w:lang w:val="de-AT"/>
+        </w:rPr>
+        <w:t xml:space="preserve"> = über Uni zu kaufen</w:t>
+      </w:r>
+      <w:r>
+        <w:rPr>
+          <w:rFonts w:cstheme="minorHAnsi"/>
+          <w:lang w:val="de-AT"/>
+        </w:rPr>
+        <w:t>, Endnote</w:t>
+      </w:r>
+      <w:r>
+        <w:rPr>
+          <w:rFonts w:cstheme="minorHAnsi"/>
+          <w:lang w:val="de-AT"/>
+        </w:rPr>
+        <w:t xml:space="preserve"> = über Uni zu kaufen</w:t>
+      </w:r>
+      <w:r>
+        <w:rPr>
+          <w:rFonts w:cstheme="minorHAnsi"/>
+          <w:lang w:val="de-AT"/>
+        </w:rPr>
+        <w:t>, …)</w:t>
+      </w:r>
+    </w:p>
+    <w:p>
+      <w:pPr>
+        <w:rPr>
+          <w:rStyle w:val="Hyperlink"/>
+          <w:rFonts w:cstheme="minorHAnsi"/>
+          <w:lang w:val="de-DE"/>
         </w:rPr>
       </w:pPr>
       <w:r>
@@ -2834,28 +3055,18 @@
           <w:t>APA 7</w:t>
         </w:r>
       </w:hyperlink>
-    </w:p>
-    <w:p>
-      <w:pPr>
-        <w:rPr>
-          <w:rStyle w:val="Hyperlink"/>
-          <w:rFonts w:cstheme="minorHAnsi"/>
-          <w:lang w:val="de-DE"/>
-        </w:rPr>
-      </w:pPr>
-      <w:r>
-        <w:rPr>
-          <w:rFonts w:cstheme="minorHAnsi"/>
+      <w:r>
+        <w:rPr>
           <w:lang w:val="de-AT"/>
         </w:rPr>
-        <w:t xml:space="preserve">- </w:t>
+        <w:t xml:space="preserve"> und</w:t>
       </w:r>
       <w:r>
         <w:rPr>
           <w:rFonts w:cstheme="minorHAnsi"/>
           <w:lang w:val="de-AT"/>
         </w:rPr>
-        <w:t>und verwende auch die Vorgaben des Instituts</w:t>
+        <w:t xml:space="preserve"> die Vorgaben des Instituts</w:t>
       </w:r>
       <w:r>
         <w:rPr>
@@ -2986,25 +3197,27 @@
         <w:rPr>
           <w:lang w:val="de-AT"/>
         </w:rPr>
-        <w:t>- Falls</w:t>
+        <w:t xml:space="preserve">- </w:t>
       </w:r>
       <w:r>
         <w:rPr>
           <w:lang w:val="de-AT"/>
         </w:rPr>
-        <w:t xml:space="preserve"> APA7 und die </w:t>
-      </w:r>
+        <w:t xml:space="preserve">APA7 ist Trumpf! Falls sich die </w:t>
+      </w:r>
+      <w:proofErr w:type="spellStart"/>
       <w:r>
         <w:rPr>
           <w:lang w:val="de-AT"/>
         </w:rPr>
-        <w:t>Instituts Guidelines</w:t>
-      </w:r>
+        <w:t>Insitutsrichtlinien</w:t>
+      </w:r>
+      <w:proofErr w:type="spellEnd"/>
       <w:r>
         <w:rPr>
           <w:lang w:val="de-AT"/>
         </w:rPr>
-        <w:t xml:space="preserve"> nicht übereinstimmen, richte dich nach APA</w:t>
+        <w:t xml:space="preserve"> von APA7 unterscheiden, richte dich bitte nach APA</w:t>
       </w:r>
     </w:p>
     <w:sectPr>
@@ -3021,7 +3234,7 @@
 </file>
 
 <file path=word/endnotes.xml><?xml version="1.0" encoding="utf-8"?>
-<w:endnotes xmlns:wpc="http://schemas.microsoft.com/office/word/2010/wordprocessingCanvas" xmlns:cx="http://schemas.microsoft.com/office/drawing/2014/chartex" xmlns:cx1="http://schemas.microsoft.com/office/drawing/2015/9/8/chartex" xmlns:cx2="http://schemas.microsoft.com/office/drawing/2015/10/21/chartex" xmlns:cx3="http://schemas.microsoft.com/office/drawing/2016/5/9/chartex" xmlns:cx4="http://schemas.microsoft.com/office/drawing/2016/5/10/chartex" xmlns:cx5="http://schemas.microsoft.com/office/drawing/2016/5/11/chartex" xmlns:cx6="http://schemas.microsoft.com/office/drawing/2016/5/12/chartex" xmlns:cx7="http://schemas.microsoft.com/office/drawing/2016/5/13/chartex" xmlns:cx8="http://schemas.microsoft.com/office/drawing/2016/5/14/chartex" xmlns:mc="http://schemas.openxmlformats.org/markup-compatibility/2006" xmlns:aink="http://schemas.microsoft.com/office/drawing/2016/ink" xmlns:am3d="http://schemas.microsoft.com/office/drawing/2017/model3d" xmlns:o="urn:schemas-microsoft-com:office:office" xmlns:oel="http://schemas.microsoft.com/office/2019/extlst" xmlns:r="http://schemas.openxmlformats.org/officeDocument/2006/relationships" xmlns:m="http://schemas.openxmlformats.org/officeDocument/2006/math" xmlns:v="urn:schemas-microsoft-com:vml" xmlns:wp14="http://schemas.microsoft.com/office/word/2010/wordprocessingDrawing" xmlns:wp="http://schemas.openxmlformats.org/drawingml/2006/wordprocessingDrawing" xmlns:w10="urn:schemas-microsoft-com:office:word" xmlns:w="http://schemas.openxmlformats.org/wordprocessingml/2006/main" xmlns:w14="http://schemas.microsoft.com/office/word/2010/wordml" xmlns:w15="http://schemas.microsoft.com/office/word/2012/wordml" xmlns:w16cex="http://schemas.microsoft.com/office/word/2018/wordml/cex" xmlns:w16cid="http://schemas.microsoft.com/office/word/2016/wordml/cid" xmlns:w16="http://schemas.microsoft.com/office/word/2018/wordml" xmlns:w16du="http://schemas.microsoft.com/office/word/2023/wordml/word16du" xmlns:w16sdtdh="http://schemas.microsoft.com/office/word/2020/wordml/sdtdatahash" xmlns:w16se="http://schemas.microsoft.com/office/word/2015/wordml/symex" xmlns:wpg="http://schemas.microsoft.com/office/word/2010/wordprocessingGroup" xmlns:wpi="http://schemas.microsoft.com/office/word/2010/wordprocessingInk" xmlns:wne="http://schemas.microsoft.com/office/word/2006/wordml" xmlns:wps="http://schemas.microsoft.com/office/word/2010/wordprocessingShape" mc:Ignorable="w14 w15 w16se w16cid w16 w16cex w16sdtdh w16du wp14">
+<w:endnotes xmlns:wpc="http://schemas.microsoft.com/office/word/2010/wordprocessingCanvas" xmlns:cx="http://schemas.microsoft.com/office/drawing/2014/chartex" xmlns:cx1="http://schemas.microsoft.com/office/drawing/2015/9/8/chartex" xmlns:cx2="http://schemas.microsoft.com/office/drawing/2015/10/21/chartex" xmlns:cx3="http://schemas.microsoft.com/office/drawing/2016/5/9/chartex" xmlns:cx4="http://schemas.microsoft.com/office/drawing/2016/5/10/chartex" xmlns:cx5="http://schemas.microsoft.com/office/drawing/2016/5/11/chartex" xmlns:cx6="http://schemas.microsoft.com/office/drawing/2016/5/12/chartex" xmlns:cx7="http://schemas.microsoft.com/office/drawing/2016/5/13/chartex" xmlns:cx8="http://schemas.microsoft.com/office/drawing/2016/5/14/chartex" xmlns:mc="http://schemas.openxmlformats.org/markup-compatibility/2006" xmlns:aink="http://schemas.microsoft.com/office/drawing/2016/ink" xmlns:am3d="http://schemas.microsoft.com/office/drawing/2017/model3d" xmlns:o="urn:schemas-microsoft-com:office:office" xmlns:r="http://schemas.openxmlformats.org/officeDocument/2006/relationships" xmlns:m="http://schemas.openxmlformats.org/officeDocument/2006/math" xmlns:v="urn:schemas-microsoft-com:vml" xmlns:wp14="http://schemas.microsoft.com/office/word/2010/wordprocessingDrawing" xmlns:wp="http://schemas.openxmlformats.org/drawingml/2006/wordprocessingDrawing" xmlns:w10="urn:schemas-microsoft-com:office:word" xmlns:w="http://schemas.openxmlformats.org/wordprocessingml/2006/main" xmlns:w14="http://schemas.microsoft.com/office/word/2010/wordml" xmlns:w15="http://schemas.microsoft.com/office/word/2012/wordml" xmlns:w16cex="http://schemas.microsoft.com/office/word/2018/wordml/cex" xmlns:w16cid="http://schemas.microsoft.com/office/word/2016/wordml/cid" xmlns:w16="http://schemas.microsoft.com/office/word/2018/wordml" xmlns:w16se="http://schemas.microsoft.com/office/word/2015/wordml/symex" xmlns:wpg="http://schemas.microsoft.com/office/word/2010/wordprocessingGroup" xmlns:wpi="http://schemas.microsoft.com/office/word/2010/wordprocessingInk" xmlns:wne="http://schemas.microsoft.com/office/word/2006/wordml" xmlns:wps="http://schemas.microsoft.com/office/word/2010/wordprocessingShape" mc:Ignorable="w14 w15 w16se w16cid w16 w16cex wp14">
   <w:endnote w:type="separator" w:id="-1">
     <w:p>
       <w:pPr>
@@ -3046,7 +3259,7 @@
 </file>
 
 <file path=word/footer1.xml><?xml version="1.0" encoding="utf-8"?>
-<w:ftr xmlns:wpc="http://schemas.microsoft.com/office/word/2010/wordprocessingCanvas" xmlns:cx="http://schemas.microsoft.com/office/drawing/2014/chartex" xmlns:cx1="http://schemas.microsoft.com/office/drawing/2015/9/8/chartex" xmlns:cx2="http://schemas.microsoft.com/office/drawing/2015/10/21/chartex" xmlns:cx3="http://schemas.microsoft.com/office/drawing/2016/5/9/chartex" xmlns:cx4="http://schemas.microsoft.com/office/drawing/2016/5/10/chartex" xmlns:cx5="http://schemas.microsoft.com/office/drawing/2016/5/11/chartex" xmlns:cx6="http://schemas.microsoft.com/office/drawing/2016/5/12/chartex" xmlns:cx7="http://schemas.microsoft.com/office/drawing/2016/5/13/chartex" xmlns:cx8="http://schemas.microsoft.com/office/drawing/2016/5/14/chartex" xmlns:mc="http://schemas.openxmlformats.org/markup-compatibility/2006" xmlns:aink="http://schemas.microsoft.com/office/drawing/2016/ink" xmlns:am3d="http://schemas.microsoft.com/office/drawing/2017/model3d" xmlns:o="urn:schemas-microsoft-com:office:office" xmlns:oel="http://schemas.microsoft.com/office/2019/extlst" xmlns:r="http://schemas.openxmlformats.org/officeDocument/2006/relationships" xmlns:m="http://schemas.openxmlformats.org/officeDocument/2006/math" xmlns:v="urn:schemas-microsoft-com:vml" xmlns:wp14="http://schemas.microsoft.com/office/word/2010/wordprocessingDrawing" xmlns:wp="http://schemas.openxmlformats.org/drawingml/2006/wordprocessingDrawing" xmlns:w10="urn:schemas-microsoft-com:office:word" xmlns:w="http://schemas.openxmlformats.org/wordprocessingml/2006/main" xmlns:w14="http://schemas.microsoft.com/office/word/2010/wordml" xmlns:w15="http://schemas.microsoft.com/office/word/2012/wordml" xmlns:w16cex="http://schemas.microsoft.com/office/word/2018/wordml/cex" xmlns:w16cid="http://schemas.microsoft.com/office/word/2016/wordml/cid" xmlns:w16="http://schemas.microsoft.com/office/word/2018/wordml" xmlns:w16du="http://schemas.microsoft.com/office/word/2023/wordml/word16du" xmlns:w16sdtdh="http://schemas.microsoft.com/office/word/2020/wordml/sdtdatahash" xmlns:w16se="http://schemas.microsoft.com/office/word/2015/wordml/symex" xmlns:wpg="http://schemas.microsoft.com/office/word/2010/wordprocessingGroup" xmlns:wpi="http://schemas.microsoft.com/office/word/2010/wordprocessingInk" xmlns:wne="http://schemas.microsoft.com/office/word/2006/wordml" xmlns:wps="http://schemas.microsoft.com/office/word/2010/wordprocessingShape" mc:Ignorable="w14 w15 w16se w16cid w16 w16cex w16sdtdh w16du wp14">
+<w:ftr xmlns:wpc="http://schemas.microsoft.com/office/word/2010/wordprocessingCanvas" xmlns:cx="http://schemas.microsoft.com/office/drawing/2014/chartex" xmlns:cx1="http://schemas.microsoft.com/office/drawing/2015/9/8/chartex" xmlns:cx2="http://schemas.microsoft.com/office/drawing/2015/10/21/chartex" xmlns:cx3="http://schemas.microsoft.com/office/drawing/2016/5/9/chartex" xmlns:cx4="http://schemas.microsoft.com/office/drawing/2016/5/10/chartex" xmlns:cx5="http://schemas.microsoft.com/office/drawing/2016/5/11/chartex" xmlns:cx6="http://schemas.microsoft.com/office/drawing/2016/5/12/chartex" xmlns:cx7="http://schemas.microsoft.com/office/drawing/2016/5/13/chartex" xmlns:cx8="http://schemas.microsoft.com/office/drawing/2016/5/14/chartex" xmlns:mc="http://schemas.openxmlformats.org/markup-compatibility/2006" xmlns:aink="http://schemas.microsoft.com/office/drawing/2016/ink" xmlns:am3d="http://schemas.microsoft.com/office/drawing/2017/model3d" xmlns:o="urn:schemas-microsoft-com:office:office" xmlns:r="http://schemas.openxmlformats.org/officeDocument/2006/relationships" xmlns:m="http://schemas.openxmlformats.org/officeDocument/2006/math" xmlns:v="urn:schemas-microsoft-com:vml" xmlns:wp14="http://schemas.microsoft.com/office/word/2010/wordprocessingDrawing" xmlns:wp="http://schemas.openxmlformats.org/drawingml/2006/wordprocessingDrawing" xmlns:w10="urn:schemas-microsoft-com:office:word" xmlns:w="http://schemas.openxmlformats.org/wordprocessingml/2006/main" xmlns:w14="http://schemas.microsoft.com/office/word/2010/wordml" xmlns:w15="http://schemas.microsoft.com/office/word/2012/wordml" xmlns:w16cex="http://schemas.microsoft.com/office/word/2018/wordml/cex" xmlns:w16cid="http://schemas.microsoft.com/office/word/2016/wordml/cid" xmlns:w16="http://schemas.microsoft.com/office/word/2018/wordml" xmlns:w16se="http://schemas.microsoft.com/office/word/2015/wordml/symex" xmlns:wpg="http://schemas.microsoft.com/office/word/2010/wordprocessingGroup" xmlns:wpi="http://schemas.microsoft.com/office/word/2010/wordprocessingInk" xmlns:wne="http://schemas.microsoft.com/office/word/2006/wordml" xmlns:wps="http://schemas.microsoft.com/office/word/2010/wordprocessingShape" mc:Ignorable="w14 w15 w16se w16cid w16 w16cex wp14">
   <w:sdt>
     <w:sdtPr>
       <w:id w:val="-1656139011"/>
@@ -3055,6 +3268,7 @@
         <w:docPartUnique/>
       </w:docPartObj>
     </w:sdtPr>
+    <w:sdtEndPr/>
     <w:sdtContent>
       <w:p>
         <w:pPr>
@@ -3091,7 +3305,7 @@
 </file>
 
 <file path=word/footer2.xml><?xml version="1.0" encoding="utf-8"?>
-<w:ftr xmlns:wpc="http://schemas.microsoft.com/office/word/2010/wordprocessingCanvas" xmlns:cx="http://schemas.microsoft.com/office/drawing/2014/chartex" xmlns:cx1="http://schemas.microsoft.com/office/drawing/2015/9/8/chartex" xmlns:cx2="http://schemas.microsoft.com/office/drawing/2015/10/21/chartex" xmlns:cx3="http://schemas.microsoft.com/office/drawing/2016/5/9/chartex" xmlns:cx4="http://schemas.microsoft.com/office/drawing/2016/5/10/chartex" xmlns:cx5="http://schemas.microsoft.com/office/drawing/2016/5/11/chartex" xmlns:cx6="http://schemas.microsoft.com/office/drawing/2016/5/12/chartex" xmlns:cx7="http://schemas.microsoft.com/office/drawing/2016/5/13/chartex" xmlns:cx8="http://schemas.microsoft.com/office/drawing/2016/5/14/chartex" xmlns:mc="http://schemas.openxmlformats.org/markup-compatibility/2006" xmlns:aink="http://schemas.microsoft.com/office/drawing/2016/ink" xmlns:am3d="http://schemas.microsoft.com/office/drawing/2017/model3d" xmlns:o="urn:schemas-microsoft-com:office:office" xmlns:oel="http://schemas.microsoft.com/office/2019/extlst" xmlns:r="http://schemas.openxmlformats.org/officeDocument/2006/relationships" xmlns:m="http://schemas.openxmlformats.org/officeDocument/2006/math" xmlns:v="urn:schemas-microsoft-com:vml" xmlns:wp14="http://schemas.microsoft.com/office/word/2010/wordprocessingDrawing" xmlns:wp="http://schemas.openxmlformats.org/drawingml/2006/wordprocessingDrawing" xmlns:w10="urn:schemas-microsoft-com:office:word" xmlns:w="http://schemas.openxmlformats.org/wordprocessingml/2006/main" xmlns:w14="http://schemas.microsoft.com/office/word/2010/wordml" xmlns:w15="http://schemas.microsoft.com/office/word/2012/wordml" xmlns:w16cex="http://schemas.microsoft.com/office/word/2018/wordml/cex" xmlns:w16cid="http://schemas.microsoft.com/office/word/2016/wordml/cid" xmlns:w16="http://schemas.microsoft.com/office/word/2018/wordml" xmlns:w16du="http://schemas.microsoft.com/office/word/2023/wordml/word16du" xmlns:w16sdtdh="http://schemas.microsoft.com/office/word/2020/wordml/sdtdatahash" xmlns:w16se="http://schemas.microsoft.com/office/word/2015/wordml/symex" xmlns:wpg="http://schemas.microsoft.com/office/word/2010/wordprocessingGroup" xmlns:wpi="http://schemas.microsoft.com/office/word/2010/wordprocessingInk" xmlns:wne="http://schemas.microsoft.com/office/word/2006/wordml" xmlns:wps="http://schemas.microsoft.com/office/word/2010/wordprocessingShape" mc:Ignorable="w14 w15 w16se w16cid w16 w16cex w16sdtdh w16du wp14">
+<w:ftr xmlns:wpc="http://schemas.microsoft.com/office/word/2010/wordprocessingCanvas" xmlns:cx="http://schemas.microsoft.com/office/drawing/2014/chartex" xmlns:cx1="http://schemas.microsoft.com/office/drawing/2015/9/8/chartex" xmlns:cx2="http://schemas.microsoft.com/office/drawing/2015/10/21/chartex" xmlns:cx3="http://schemas.microsoft.com/office/drawing/2016/5/9/chartex" xmlns:cx4="http://schemas.microsoft.com/office/drawing/2016/5/10/chartex" xmlns:cx5="http://schemas.microsoft.com/office/drawing/2016/5/11/chartex" xmlns:cx6="http://schemas.microsoft.com/office/drawing/2016/5/12/chartex" xmlns:cx7="http://schemas.microsoft.com/office/drawing/2016/5/13/chartex" xmlns:cx8="http://schemas.microsoft.com/office/drawing/2016/5/14/chartex" xmlns:mc="http://schemas.openxmlformats.org/markup-compatibility/2006" xmlns:aink="http://schemas.microsoft.com/office/drawing/2016/ink" xmlns:am3d="http://schemas.microsoft.com/office/drawing/2017/model3d" xmlns:o="urn:schemas-microsoft-com:office:office" xmlns:r="http://schemas.openxmlformats.org/officeDocument/2006/relationships" xmlns:m="http://schemas.openxmlformats.org/officeDocument/2006/math" xmlns:v="urn:schemas-microsoft-com:vml" xmlns:wp14="http://schemas.microsoft.com/office/word/2010/wordprocessingDrawing" xmlns:wp="http://schemas.openxmlformats.org/drawingml/2006/wordprocessingDrawing" xmlns:w10="urn:schemas-microsoft-com:office:word" xmlns:w="http://schemas.openxmlformats.org/wordprocessingml/2006/main" xmlns:w14="http://schemas.microsoft.com/office/word/2010/wordml" xmlns:w15="http://schemas.microsoft.com/office/word/2012/wordml" xmlns:w16cex="http://schemas.microsoft.com/office/word/2018/wordml/cex" xmlns:w16cid="http://schemas.microsoft.com/office/word/2016/wordml/cid" xmlns:w16="http://schemas.microsoft.com/office/word/2018/wordml" xmlns:w16se="http://schemas.microsoft.com/office/word/2015/wordml/symex" xmlns:wpg="http://schemas.microsoft.com/office/word/2010/wordprocessingGroup" xmlns:wpi="http://schemas.microsoft.com/office/word/2010/wordprocessingInk" xmlns:wne="http://schemas.microsoft.com/office/word/2006/wordml" xmlns:wps="http://schemas.microsoft.com/office/word/2010/wordprocessingShape" mc:Ignorable="w14 w15 w16se w16cid w16 w16cex wp14">
   <w:p>
     <w:pPr>
       <w:pStyle w:val="Fuzeile"/>
@@ -3107,7 +3321,7 @@
 </file>
 
 <file path=word/footer3.xml><?xml version="1.0" encoding="utf-8"?>
-<w:ftr xmlns:wpc="http://schemas.microsoft.com/office/word/2010/wordprocessingCanvas" xmlns:cx="http://schemas.microsoft.com/office/drawing/2014/chartex" xmlns:cx1="http://schemas.microsoft.com/office/drawing/2015/9/8/chartex" xmlns:cx2="http://schemas.microsoft.com/office/drawing/2015/10/21/chartex" xmlns:cx3="http://schemas.microsoft.com/office/drawing/2016/5/9/chartex" xmlns:cx4="http://schemas.microsoft.com/office/drawing/2016/5/10/chartex" xmlns:cx5="http://schemas.microsoft.com/office/drawing/2016/5/11/chartex" xmlns:cx6="http://schemas.microsoft.com/office/drawing/2016/5/12/chartex" xmlns:cx7="http://schemas.microsoft.com/office/drawing/2016/5/13/chartex" xmlns:cx8="http://schemas.microsoft.com/office/drawing/2016/5/14/chartex" xmlns:mc="http://schemas.openxmlformats.org/markup-compatibility/2006" xmlns:aink="http://schemas.microsoft.com/office/drawing/2016/ink" xmlns:am3d="http://schemas.microsoft.com/office/drawing/2017/model3d" xmlns:o="urn:schemas-microsoft-com:office:office" xmlns:oel="http://schemas.microsoft.com/office/2019/extlst" xmlns:r="http://schemas.openxmlformats.org/officeDocument/2006/relationships" xmlns:m="http://schemas.openxmlformats.org/officeDocument/2006/math" xmlns:v="urn:schemas-microsoft-com:vml" xmlns:wp14="http://schemas.microsoft.com/office/word/2010/wordprocessingDrawing" xmlns:wp="http://schemas.openxmlformats.org/drawingml/2006/wordprocessingDrawing" xmlns:w10="urn:schemas-microsoft-com:office:word" xmlns:w="http://schemas.openxmlformats.org/wordprocessingml/2006/main" xmlns:w14="http://schemas.microsoft.com/office/word/2010/wordml" xmlns:w15="http://schemas.microsoft.com/office/word/2012/wordml" xmlns:w16cex="http://schemas.microsoft.com/office/word/2018/wordml/cex" xmlns:w16cid="http://schemas.microsoft.com/office/word/2016/wordml/cid" xmlns:w16="http://schemas.microsoft.com/office/word/2018/wordml" xmlns:w16du="http://schemas.microsoft.com/office/word/2023/wordml/word16du" xmlns:w16sdtdh="http://schemas.microsoft.com/office/word/2020/wordml/sdtdatahash" xmlns:w16se="http://schemas.microsoft.com/office/word/2015/wordml/symex" xmlns:wpg="http://schemas.microsoft.com/office/word/2010/wordprocessingGroup" xmlns:wpi="http://schemas.microsoft.com/office/word/2010/wordprocessingInk" xmlns:wne="http://schemas.microsoft.com/office/word/2006/wordml" xmlns:wps="http://schemas.microsoft.com/office/word/2010/wordprocessingShape" mc:Ignorable="w14 w15 w16se w16cid w16 w16cex w16sdtdh w16du wp14">
+<w:ftr xmlns:wpc="http://schemas.microsoft.com/office/word/2010/wordprocessingCanvas" xmlns:cx="http://schemas.microsoft.com/office/drawing/2014/chartex" xmlns:cx1="http://schemas.microsoft.com/office/drawing/2015/9/8/chartex" xmlns:cx2="http://schemas.microsoft.com/office/drawing/2015/10/21/chartex" xmlns:cx3="http://schemas.microsoft.com/office/drawing/2016/5/9/chartex" xmlns:cx4="http://schemas.microsoft.com/office/drawing/2016/5/10/chartex" xmlns:cx5="http://schemas.microsoft.com/office/drawing/2016/5/11/chartex" xmlns:cx6="http://schemas.microsoft.com/office/drawing/2016/5/12/chartex" xmlns:cx7="http://schemas.microsoft.com/office/drawing/2016/5/13/chartex" xmlns:cx8="http://schemas.microsoft.com/office/drawing/2016/5/14/chartex" xmlns:mc="http://schemas.openxmlformats.org/markup-compatibility/2006" xmlns:aink="http://schemas.microsoft.com/office/drawing/2016/ink" xmlns:am3d="http://schemas.microsoft.com/office/drawing/2017/model3d" xmlns:o="urn:schemas-microsoft-com:office:office" xmlns:r="http://schemas.openxmlformats.org/officeDocument/2006/relationships" xmlns:m="http://schemas.openxmlformats.org/officeDocument/2006/math" xmlns:v="urn:schemas-microsoft-com:vml" xmlns:wp14="http://schemas.microsoft.com/office/word/2010/wordprocessingDrawing" xmlns:wp="http://schemas.openxmlformats.org/drawingml/2006/wordprocessingDrawing" xmlns:w10="urn:schemas-microsoft-com:office:word" xmlns:w="http://schemas.openxmlformats.org/wordprocessingml/2006/main" xmlns:w14="http://schemas.microsoft.com/office/word/2010/wordml" xmlns:w15="http://schemas.microsoft.com/office/word/2012/wordml" xmlns:w16cex="http://schemas.microsoft.com/office/word/2018/wordml/cex" xmlns:w16cid="http://schemas.microsoft.com/office/word/2016/wordml/cid" xmlns:w16="http://schemas.microsoft.com/office/word/2018/wordml" xmlns:w16se="http://schemas.microsoft.com/office/word/2015/wordml/symex" xmlns:wpg="http://schemas.microsoft.com/office/word/2010/wordprocessingGroup" xmlns:wpi="http://schemas.microsoft.com/office/word/2010/wordprocessingInk" xmlns:wne="http://schemas.microsoft.com/office/word/2006/wordml" xmlns:wps="http://schemas.microsoft.com/office/word/2010/wordprocessingShape" mc:Ignorable="w14 w15 w16se w16cid w16 w16cex wp14">
   <w:sdt>
     <w:sdtPr>
       <w:id w:val="1590503034"/>
@@ -3116,6 +3330,7 @@
         <w:docPartUnique/>
       </w:docPartObj>
     </w:sdtPr>
+    <w:sdtEndPr/>
     <w:sdtContent>
       <w:p>
         <w:pPr>
@@ -3152,7 +3367,7 @@
 </file>
 
 <file path=word/footer4.xml><?xml version="1.0" encoding="utf-8"?>
-<w:ftr xmlns:wpc="http://schemas.microsoft.com/office/word/2010/wordprocessingCanvas" xmlns:cx="http://schemas.microsoft.com/office/drawing/2014/chartex" xmlns:cx1="http://schemas.microsoft.com/office/drawing/2015/9/8/chartex" xmlns:cx2="http://schemas.microsoft.com/office/drawing/2015/10/21/chartex" xmlns:cx3="http://schemas.microsoft.com/office/drawing/2016/5/9/chartex" xmlns:cx4="http://schemas.microsoft.com/office/drawing/2016/5/10/chartex" xmlns:cx5="http://schemas.microsoft.com/office/drawing/2016/5/11/chartex" xmlns:cx6="http://schemas.microsoft.com/office/drawing/2016/5/12/chartex" xmlns:cx7="http://schemas.microsoft.com/office/drawing/2016/5/13/chartex" xmlns:cx8="http://schemas.microsoft.com/office/drawing/2016/5/14/chartex" xmlns:mc="http://schemas.openxmlformats.org/markup-compatibility/2006" xmlns:aink="http://schemas.microsoft.com/office/drawing/2016/ink" xmlns:am3d="http://schemas.microsoft.com/office/drawing/2017/model3d" xmlns:o="urn:schemas-microsoft-com:office:office" xmlns:oel="http://schemas.microsoft.com/office/2019/extlst" xmlns:r="http://schemas.openxmlformats.org/officeDocument/2006/relationships" xmlns:m="http://schemas.openxmlformats.org/officeDocument/2006/math" xmlns:v="urn:schemas-microsoft-com:vml" xmlns:wp14="http://schemas.microsoft.com/office/word/2010/wordprocessingDrawing" xmlns:wp="http://schemas.openxmlformats.org/drawingml/2006/wordprocessingDrawing" xmlns:w10="urn:schemas-microsoft-com:office:word" xmlns:w="http://schemas.openxmlformats.org/wordprocessingml/2006/main" xmlns:w14="http://schemas.microsoft.com/office/word/2010/wordml" xmlns:w15="http://schemas.microsoft.com/office/word/2012/wordml" xmlns:w16cex="http://schemas.microsoft.com/office/word/2018/wordml/cex" xmlns:w16cid="http://schemas.microsoft.com/office/word/2016/wordml/cid" xmlns:w16="http://schemas.microsoft.com/office/word/2018/wordml" xmlns:w16du="http://schemas.microsoft.com/office/word/2023/wordml/word16du" xmlns:w16sdtdh="http://schemas.microsoft.com/office/word/2020/wordml/sdtdatahash" xmlns:w16se="http://schemas.microsoft.com/office/word/2015/wordml/symex" xmlns:wpg="http://schemas.microsoft.com/office/word/2010/wordprocessingGroup" xmlns:wpi="http://schemas.microsoft.com/office/word/2010/wordprocessingInk" xmlns:wne="http://schemas.microsoft.com/office/word/2006/wordml" xmlns:wps="http://schemas.microsoft.com/office/word/2010/wordprocessingShape" mc:Ignorable="w14 w15 w16se w16cid w16 w16cex w16sdtdh w16du wp14">
+<w:ftr xmlns:wpc="http://schemas.microsoft.com/office/word/2010/wordprocessingCanvas" xmlns:cx="http://schemas.microsoft.com/office/drawing/2014/chartex" xmlns:cx1="http://schemas.microsoft.com/office/drawing/2015/9/8/chartex" xmlns:cx2="http://schemas.microsoft.com/office/drawing/2015/10/21/chartex" xmlns:cx3="http://schemas.microsoft.com/office/drawing/2016/5/9/chartex" xmlns:cx4="http://schemas.microsoft.com/office/drawing/2016/5/10/chartex" xmlns:cx5="http://schemas.microsoft.com/office/drawing/2016/5/11/chartex" xmlns:cx6="http://schemas.microsoft.com/office/drawing/2016/5/12/chartex" xmlns:cx7="http://schemas.microsoft.com/office/drawing/2016/5/13/chartex" xmlns:cx8="http://schemas.microsoft.com/office/drawing/2016/5/14/chartex" xmlns:mc="http://schemas.openxmlformats.org/markup-compatibility/2006" xmlns:aink="http://schemas.microsoft.com/office/drawing/2016/ink" xmlns:am3d="http://schemas.microsoft.com/office/drawing/2017/model3d" xmlns:o="urn:schemas-microsoft-com:office:office" xmlns:r="http://schemas.openxmlformats.org/officeDocument/2006/relationships" xmlns:m="http://schemas.openxmlformats.org/officeDocument/2006/math" xmlns:v="urn:schemas-microsoft-com:vml" xmlns:wp14="http://schemas.microsoft.com/office/word/2010/wordprocessingDrawing" xmlns:wp="http://schemas.openxmlformats.org/drawingml/2006/wordprocessingDrawing" xmlns:w10="urn:schemas-microsoft-com:office:word" xmlns:w="http://schemas.openxmlformats.org/wordprocessingml/2006/main" xmlns:w14="http://schemas.microsoft.com/office/word/2010/wordml" xmlns:w15="http://schemas.microsoft.com/office/word/2012/wordml" xmlns:w16cex="http://schemas.microsoft.com/office/word/2018/wordml/cex" xmlns:w16cid="http://schemas.microsoft.com/office/word/2016/wordml/cid" xmlns:w16="http://schemas.microsoft.com/office/word/2018/wordml" xmlns:w16se="http://schemas.microsoft.com/office/word/2015/wordml/symex" xmlns:wpg="http://schemas.microsoft.com/office/word/2010/wordprocessingGroup" xmlns:wpi="http://schemas.microsoft.com/office/word/2010/wordprocessingInk" xmlns:wne="http://schemas.microsoft.com/office/word/2006/wordml" xmlns:wps="http://schemas.microsoft.com/office/word/2010/wordprocessingShape" mc:Ignorable="w14 w15 w16se w16cid w16 w16cex wp14">
   <w:p>
     <w:pPr>
       <w:pStyle w:val="Fuzeile"/>
@@ -3168,7 +3383,7 @@
 </file>
 
 <file path=word/footnotes.xml><?xml version="1.0" encoding="utf-8"?>
-<w:footnotes xmlns:wpc="http://schemas.microsoft.com/office/word/2010/wordprocessingCanvas" xmlns:cx="http://schemas.microsoft.com/office/drawing/2014/chartex" xmlns:cx1="http://schemas.microsoft.com/office/drawing/2015/9/8/chartex" xmlns:cx2="http://schemas.microsoft.com/office/drawing/2015/10/21/chartex" xmlns:cx3="http://schemas.microsoft.com/office/drawing/2016/5/9/chartex" xmlns:cx4="http://schemas.microsoft.com/office/drawing/2016/5/10/chartex" xmlns:cx5="http://schemas.microsoft.com/office/drawing/2016/5/11/chartex" xmlns:cx6="http://schemas.microsoft.com/office/drawing/2016/5/12/chartex" xmlns:cx7="http://schemas.microsoft.com/office/drawing/2016/5/13/chartex" xmlns:cx8="http://schemas.microsoft.com/office/drawing/2016/5/14/chartex" xmlns:mc="http://schemas.openxmlformats.org/markup-compatibility/2006" xmlns:aink="http://schemas.microsoft.com/office/drawing/2016/ink" xmlns:am3d="http://schemas.microsoft.com/office/drawing/2017/model3d" xmlns:o="urn:schemas-microsoft-com:office:office" xmlns:oel="http://schemas.microsoft.com/office/2019/extlst" xmlns:r="http://schemas.openxmlformats.org/officeDocument/2006/relationships" xmlns:m="http://schemas.openxmlformats.org/officeDocument/2006/math" xmlns:v="urn:schemas-microsoft-com:vml" xmlns:wp14="http://schemas.microsoft.com/office/word/2010/wordprocessingDrawing" xmlns:wp="http://schemas.openxmlformats.org/drawingml/2006/wordprocessingDrawing" xmlns:w10="urn:schemas-microsoft-com:office:word" xmlns:w="http://schemas.openxmlformats.org/wordprocessingml/2006/main" xmlns:w14="http://schemas.microsoft.com/office/word/2010/wordml" xmlns:w15="http://schemas.microsoft.com/office/word/2012/wordml" xmlns:w16cex="http://schemas.microsoft.com/office/word/2018/wordml/cex" xmlns:w16cid="http://schemas.microsoft.com/office/word/2016/wordml/cid" xmlns:w16="http://schemas.microsoft.com/office/word/2018/wordml" xmlns:w16du="http://schemas.microsoft.com/office/word/2023/wordml/word16du" xmlns:w16sdtdh="http://schemas.microsoft.com/office/word/2020/wordml/sdtdatahash" xmlns:w16se="http://schemas.microsoft.com/office/word/2015/wordml/symex" xmlns:wpg="http://schemas.microsoft.com/office/word/2010/wordprocessingGroup" xmlns:wpi="http://schemas.microsoft.com/office/word/2010/wordprocessingInk" xmlns:wne="http://schemas.microsoft.com/office/word/2006/wordml" xmlns:wps="http://schemas.microsoft.com/office/word/2010/wordprocessingShape" mc:Ignorable="w14 w15 w16se w16cid w16 w16cex w16sdtdh w16du wp14">
+<w:footnotes xmlns:wpc="http://schemas.microsoft.com/office/word/2010/wordprocessingCanvas" xmlns:cx="http://schemas.microsoft.com/office/drawing/2014/chartex" xmlns:cx1="http://schemas.microsoft.com/office/drawing/2015/9/8/chartex" xmlns:cx2="http://schemas.microsoft.com/office/drawing/2015/10/21/chartex" xmlns:cx3="http://schemas.microsoft.com/office/drawing/2016/5/9/chartex" xmlns:cx4="http://schemas.microsoft.com/office/drawing/2016/5/10/chartex" xmlns:cx5="http://schemas.microsoft.com/office/drawing/2016/5/11/chartex" xmlns:cx6="http://schemas.microsoft.com/office/drawing/2016/5/12/chartex" xmlns:cx7="http://schemas.microsoft.com/office/drawing/2016/5/13/chartex" xmlns:cx8="http://schemas.microsoft.com/office/drawing/2016/5/14/chartex" xmlns:mc="http://schemas.openxmlformats.org/markup-compatibility/2006" xmlns:aink="http://schemas.microsoft.com/office/drawing/2016/ink" xmlns:am3d="http://schemas.microsoft.com/office/drawing/2017/model3d" xmlns:o="urn:schemas-microsoft-com:office:office" xmlns:r="http://schemas.openxmlformats.org/officeDocument/2006/relationships" xmlns:m="http://schemas.openxmlformats.org/officeDocument/2006/math" xmlns:v="urn:schemas-microsoft-com:vml" xmlns:wp14="http://schemas.microsoft.com/office/word/2010/wordprocessingDrawing" xmlns:wp="http://schemas.openxmlformats.org/drawingml/2006/wordprocessingDrawing" xmlns:w10="urn:schemas-microsoft-com:office:word" xmlns:w="http://schemas.openxmlformats.org/wordprocessingml/2006/main" xmlns:w14="http://schemas.microsoft.com/office/word/2010/wordml" xmlns:w15="http://schemas.microsoft.com/office/word/2012/wordml" xmlns:w16cex="http://schemas.microsoft.com/office/word/2018/wordml/cex" xmlns:w16cid="http://schemas.microsoft.com/office/word/2016/wordml/cid" xmlns:w16="http://schemas.microsoft.com/office/word/2018/wordml" xmlns:w16se="http://schemas.microsoft.com/office/word/2015/wordml/symex" xmlns:wpg="http://schemas.microsoft.com/office/word/2010/wordprocessingGroup" xmlns:wpi="http://schemas.microsoft.com/office/word/2010/wordprocessingInk" xmlns:wne="http://schemas.microsoft.com/office/word/2006/wordml" xmlns:wps="http://schemas.microsoft.com/office/word/2010/wordprocessingShape" mc:Ignorable="w14 w15 w16se w16cid w16 w16cex wp14">
   <w:footnote w:type="separator" w:id="-1">
     <w:p>
       <w:pPr>
@@ -3193,7 +3408,7 @@
 </file>
 
 <file path=word/header1.xml><?xml version="1.0" encoding="utf-8"?>
-<w:hdr xmlns:wpc="http://schemas.microsoft.com/office/word/2010/wordprocessingCanvas" xmlns:cx="http://schemas.microsoft.com/office/drawing/2014/chartex" xmlns:cx1="http://schemas.microsoft.com/office/drawing/2015/9/8/chartex" xmlns:cx2="http://schemas.microsoft.com/office/drawing/2015/10/21/chartex" xmlns:cx3="http://schemas.microsoft.com/office/drawing/2016/5/9/chartex" xmlns:cx4="http://schemas.microsoft.com/office/drawing/2016/5/10/chartex" xmlns:cx5="http://schemas.microsoft.com/office/drawing/2016/5/11/chartex" xmlns:cx6="http://schemas.microsoft.com/office/drawing/2016/5/12/chartex" xmlns:cx7="http://schemas.microsoft.com/office/drawing/2016/5/13/chartex" xmlns:cx8="http://schemas.microsoft.com/office/drawing/2016/5/14/chartex" xmlns:mc="http://schemas.openxmlformats.org/markup-compatibility/2006" xmlns:aink="http://schemas.microsoft.com/office/drawing/2016/ink" xmlns:am3d="http://schemas.microsoft.com/office/drawing/2017/model3d" xmlns:o="urn:schemas-microsoft-com:office:office" xmlns:oel="http://schemas.microsoft.com/office/2019/extlst" xmlns:r="http://schemas.openxmlformats.org/officeDocument/2006/relationships" xmlns:m="http://schemas.openxmlformats.org/officeDocument/2006/math" xmlns:v="urn:schemas-microsoft-com:vml" xmlns:wp14="http://schemas.microsoft.com/office/word/2010/wordprocessingDrawing" xmlns:wp="http://schemas.openxmlformats.org/drawingml/2006/wordprocessingDrawing" xmlns:w10="urn:schemas-microsoft-com:office:word" xmlns:w="http://schemas.openxmlformats.org/wordprocessingml/2006/main" xmlns:w14="http://schemas.microsoft.com/office/word/2010/wordml" xmlns:w15="http://schemas.microsoft.com/office/word/2012/wordml" xmlns:w16cex="http://schemas.microsoft.com/office/word/2018/wordml/cex" xmlns:w16cid="http://schemas.microsoft.com/office/word/2016/wordml/cid" xmlns:w16="http://schemas.microsoft.com/office/word/2018/wordml" xmlns:w16du="http://schemas.microsoft.com/office/word/2023/wordml/word16du" xmlns:w16sdtdh="http://schemas.microsoft.com/office/word/2020/wordml/sdtdatahash" xmlns:w16se="http://schemas.microsoft.com/office/word/2015/wordml/symex" xmlns:wpg="http://schemas.microsoft.com/office/word/2010/wordprocessingGroup" xmlns:wpi="http://schemas.microsoft.com/office/word/2010/wordprocessingInk" xmlns:wne="http://schemas.microsoft.com/office/word/2006/wordml" xmlns:wps="http://schemas.microsoft.com/office/word/2010/wordprocessingShape" mc:Ignorable="w14 w15 w16se w16cid w16 w16cex w16sdtdh w16du wp14">
+<w:hdr xmlns:wpc="http://schemas.microsoft.com/office/word/2010/wordprocessingCanvas" xmlns:cx="http://schemas.microsoft.com/office/drawing/2014/chartex" xmlns:cx1="http://schemas.microsoft.com/office/drawing/2015/9/8/chartex" xmlns:cx2="http://schemas.microsoft.com/office/drawing/2015/10/21/chartex" xmlns:cx3="http://schemas.microsoft.com/office/drawing/2016/5/9/chartex" xmlns:cx4="http://schemas.microsoft.com/office/drawing/2016/5/10/chartex" xmlns:cx5="http://schemas.microsoft.com/office/drawing/2016/5/11/chartex" xmlns:cx6="http://schemas.microsoft.com/office/drawing/2016/5/12/chartex" xmlns:cx7="http://schemas.microsoft.com/office/drawing/2016/5/13/chartex" xmlns:cx8="http://schemas.microsoft.com/office/drawing/2016/5/14/chartex" xmlns:mc="http://schemas.openxmlformats.org/markup-compatibility/2006" xmlns:aink="http://schemas.microsoft.com/office/drawing/2016/ink" xmlns:am3d="http://schemas.microsoft.com/office/drawing/2017/model3d" xmlns:o="urn:schemas-microsoft-com:office:office" xmlns:r="http://schemas.openxmlformats.org/officeDocument/2006/relationships" xmlns:m="http://schemas.openxmlformats.org/officeDocument/2006/math" xmlns:v="urn:schemas-microsoft-com:vml" xmlns:wp14="http://schemas.microsoft.com/office/word/2010/wordprocessingDrawing" xmlns:wp="http://schemas.openxmlformats.org/drawingml/2006/wordprocessingDrawing" xmlns:w10="urn:schemas-microsoft-com:office:word" xmlns:w="http://schemas.openxmlformats.org/wordprocessingml/2006/main" xmlns:w14="http://schemas.microsoft.com/office/word/2010/wordml" xmlns:w15="http://schemas.microsoft.com/office/word/2012/wordml" xmlns:w16cex="http://schemas.microsoft.com/office/word/2018/wordml/cex" xmlns:w16cid="http://schemas.microsoft.com/office/word/2016/wordml/cid" xmlns:w16="http://schemas.microsoft.com/office/word/2018/wordml" xmlns:w16se="http://schemas.microsoft.com/office/word/2015/wordml/symex" xmlns:wpg="http://schemas.microsoft.com/office/word/2010/wordprocessingGroup" xmlns:wpi="http://schemas.microsoft.com/office/word/2010/wordprocessingInk" xmlns:wne="http://schemas.microsoft.com/office/word/2006/wordml" xmlns:wps="http://schemas.microsoft.com/office/word/2010/wordprocessingShape" mc:Ignorable="w14 w15 w16se w16cid w16 w16cex wp14">
   <w:p>
     <w:pPr>
       <w:pStyle w:val="Kopfzeile"/>
@@ -3247,7 +3462,7 @@
 </file>
 
 <file path=word/numbering.xml><?xml version="1.0" encoding="utf-8"?>
-<w:numbering xmlns:wpc="http://schemas.microsoft.com/office/word/2010/wordprocessingCanvas" xmlns:cx="http://schemas.microsoft.com/office/drawing/2014/chartex" xmlns:cx1="http://schemas.microsoft.com/office/drawing/2015/9/8/chartex" xmlns:cx2="http://schemas.microsoft.com/office/drawing/2015/10/21/chartex" xmlns:cx3="http://schemas.microsoft.com/office/drawing/2016/5/9/chartex" xmlns:cx4="http://schemas.microsoft.com/office/drawing/2016/5/10/chartex" xmlns:cx5="http://schemas.microsoft.com/office/drawing/2016/5/11/chartex" xmlns:cx6="http://schemas.microsoft.com/office/drawing/2016/5/12/chartex" xmlns:cx7="http://schemas.microsoft.com/office/drawing/2016/5/13/chartex" xmlns:cx8="http://schemas.microsoft.com/office/drawing/2016/5/14/chartex" xmlns:mc="http://schemas.openxmlformats.org/markup-compatibility/2006" xmlns:aink="http://schemas.microsoft.com/office/drawing/2016/ink" xmlns:am3d="http://schemas.microsoft.com/office/drawing/2017/model3d" xmlns:o="urn:schemas-microsoft-com:office:office" xmlns:oel="http://schemas.microsoft.com/office/2019/extlst" xmlns:r="http://schemas.openxmlformats.org/officeDocument/2006/relationships" xmlns:m="http://schemas.openxmlformats.org/officeDocument/2006/math" xmlns:v="urn:schemas-microsoft-com:vml" xmlns:wp14="http://schemas.microsoft.com/office/word/2010/wordprocessingDrawing" xmlns:wp="http://schemas.openxmlformats.org/drawingml/2006/wordprocessingDrawing" xmlns:w10="urn:schemas-microsoft-com:office:word" xmlns:w="http://schemas.openxmlformats.org/wordprocessingml/2006/main" xmlns:w14="http://schemas.microsoft.com/office/word/2010/wordml" xmlns:w15="http://schemas.microsoft.com/office/word/2012/wordml" xmlns:w16cex="http://schemas.microsoft.com/office/word/2018/wordml/cex" xmlns:w16cid="http://schemas.microsoft.com/office/word/2016/wordml/cid" xmlns:w16="http://schemas.microsoft.com/office/word/2018/wordml" xmlns:w16du="http://schemas.microsoft.com/office/word/2023/wordml/word16du" xmlns:w16sdtdh="http://schemas.microsoft.com/office/word/2020/wordml/sdtdatahash" xmlns:w16se="http://schemas.microsoft.com/office/word/2015/wordml/symex" xmlns:wpg="http://schemas.microsoft.com/office/word/2010/wordprocessingGroup" xmlns:wpi="http://schemas.microsoft.com/office/word/2010/wordprocessingInk" xmlns:wne="http://schemas.microsoft.com/office/word/2006/wordml" xmlns:wps="http://schemas.microsoft.com/office/word/2010/wordprocessingShape" mc:Ignorable="w14 w15 w16se w16cid w16 w16cex w16sdtdh w16du wp14">
+<w:numbering xmlns:wpc="http://schemas.microsoft.com/office/word/2010/wordprocessingCanvas" xmlns:cx="http://schemas.microsoft.com/office/drawing/2014/chartex" xmlns:cx1="http://schemas.microsoft.com/office/drawing/2015/9/8/chartex" xmlns:cx2="http://schemas.microsoft.com/office/drawing/2015/10/21/chartex" xmlns:cx3="http://schemas.microsoft.com/office/drawing/2016/5/9/chartex" xmlns:cx4="http://schemas.microsoft.com/office/drawing/2016/5/10/chartex" xmlns:cx5="http://schemas.microsoft.com/office/drawing/2016/5/11/chartex" xmlns:cx6="http://schemas.microsoft.com/office/drawing/2016/5/12/chartex" xmlns:cx7="http://schemas.microsoft.com/office/drawing/2016/5/13/chartex" xmlns:cx8="http://schemas.microsoft.com/office/drawing/2016/5/14/chartex" xmlns:mc="http://schemas.openxmlformats.org/markup-compatibility/2006" xmlns:aink="http://schemas.microsoft.com/office/drawing/2016/ink" xmlns:am3d="http://schemas.microsoft.com/office/drawing/2017/model3d" xmlns:o="urn:schemas-microsoft-com:office:office" xmlns:r="http://schemas.openxmlformats.org/officeDocument/2006/relationships" xmlns:m="http://schemas.openxmlformats.org/officeDocument/2006/math" xmlns:v="urn:schemas-microsoft-com:vml" xmlns:wp14="http://schemas.microsoft.com/office/word/2010/wordprocessingDrawing" xmlns:wp="http://schemas.openxmlformats.org/drawingml/2006/wordprocessingDrawing" xmlns:w10="urn:schemas-microsoft-com:office:word" xmlns:w="http://schemas.openxmlformats.org/wordprocessingml/2006/main" xmlns:w14="http://schemas.microsoft.com/office/word/2010/wordml" xmlns:w15="http://schemas.microsoft.com/office/word/2012/wordml" xmlns:w16cex="http://schemas.microsoft.com/office/word/2018/wordml/cex" xmlns:w16cid="http://schemas.microsoft.com/office/word/2016/wordml/cid" xmlns:w16="http://schemas.microsoft.com/office/word/2018/wordml" xmlns:w16se="http://schemas.microsoft.com/office/word/2015/wordml/symex" xmlns:wpg="http://schemas.microsoft.com/office/word/2010/wordprocessingGroup" xmlns:wpi="http://schemas.microsoft.com/office/word/2010/wordprocessingInk" xmlns:wne="http://schemas.microsoft.com/office/word/2006/wordml" xmlns:wps="http://schemas.microsoft.com/office/word/2010/wordprocessingShape" mc:Ignorable="w14 w15 w16se w16cid w16 w16cex wp14">
   <w:abstractNum w:abstractNumId="0" w15:restartNumberingAfterBreak="0">
     <w:nsid w:val="01A368FA"/>
     <w:multiLevelType w:val="hybridMultilevel"/>
@@ -4577,47 +4792,47 @@
       </w:rPr>
     </w:lvl>
   </w:abstractNum>
-  <w:num w:numId="1" w16cid:durableId="1972053770">
+  <w:num w:numId="1">
     <w:abstractNumId w:val="5"/>
   </w:num>
-  <w:num w:numId="2" w16cid:durableId="1280185359">
+  <w:num w:numId="2">
     <w:abstractNumId w:val="10"/>
   </w:num>
-  <w:num w:numId="3" w16cid:durableId="871958261">
+  <w:num w:numId="3">
     <w:abstractNumId w:val="9"/>
   </w:num>
-  <w:num w:numId="4" w16cid:durableId="2105151154">
+  <w:num w:numId="4">
     <w:abstractNumId w:val="2"/>
   </w:num>
-  <w:num w:numId="5" w16cid:durableId="1064912108">
+  <w:num w:numId="5">
     <w:abstractNumId w:val="3"/>
   </w:num>
-  <w:num w:numId="6" w16cid:durableId="381100823">
+  <w:num w:numId="6">
     <w:abstractNumId w:val="1"/>
   </w:num>
-  <w:num w:numId="7" w16cid:durableId="206113299">
+  <w:num w:numId="7">
     <w:abstractNumId w:val="8"/>
   </w:num>
-  <w:num w:numId="8" w16cid:durableId="292517544">
+  <w:num w:numId="8">
     <w:abstractNumId w:val="0"/>
   </w:num>
-  <w:num w:numId="9" w16cid:durableId="1434781721">
+  <w:num w:numId="9">
     <w:abstractNumId w:val="4"/>
   </w:num>
-  <w:num w:numId="10" w16cid:durableId="753549757">
+  <w:num w:numId="10">
     <w:abstractNumId w:val="7"/>
   </w:num>
-  <w:num w:numId="11" w16cid:durableId="1021128392">
+  <w:num w:numId="11">
     <w:abstractNumId w:val="6"/>
   </w:num>
-  <w:num w:numId="12" w16cid:durableId="824585444">
+  <w:num w:numId="12">
     <w:abstractNumId w:val="11"/>
   </w:num>
 </w:numbering>
 </file>
 
 <file path=word/styles.xml><?xml version="1.0" encoding="utf-8"?>
-<w:styles xmlns:mc="http://schemas.openxmlformats.org/markup-compatibility/2006" xmlns:r="http://schemas.openxmlformats.org/officeDocument/2006/relationships" xmlns:w="http://schemas.openxmlformats.org/wordprocessingml/2006/main" xmlns:w14="http://schemas.microsoft.com/office/word/2010/wordml" xmlns:w15="http://schemas.microsoft.com/office/word/2012/wordml" xmlns:w16cex="http://schemas.microsoft.com/office/word/2018/wordml/cex" xmlns:w16cid="http://schemas.microsoft.com/office/word/2016/wordml/cid" xmlns:w16="http://schemas.microsoft.com/office/word/2018/wordml" xmlns:w16du="http://schemas.microsoft.com/office/word/2023/wordml/word16du" xmlns:w16sdtdh="http://schemas.microsoft.com/office/word/2020/wordml/sdtdatahash" xmlns:w16se="http://schemas.microsoft.com/office/word/2015/wordml/symex" mc:Ignorable="w14 w15 w16se w16cid w16 w16cex w16sdtdh w16du">
+<w:styles xmlns:mc="http://schemas.openxmlformats.org/markup-compatibility/2006" xmlns:r="http://schemas.openxmlformats.org/officeDocument/2006/relationships" xmlns:w="http://schemas.openxmlformats.org/wordprocessingml/2006/main" xmlns:w14="http://schemas.microsoft.com/office/word/2010/wordml" xmlns:w15="http://schemas.microsoft.com/office/word/2012/wordml" xmlns:w16cex="http://schemas.microsoft.com/office/word/2018/wordml/cex" xmlns:w16cid="http://schemas.microsoft.com/office/word/2016/wordml/cid" xmlns:w16="http://schemas.microsoft.com/office/word/2018/wordml" xmlns:w16se="http://schemas.microsoft.com/office/word/2015/wordml/symex" mc:Ignorable="w14 w15 w16se w16cid w16 w16cex">
   <w:docDefaults>
     <w:rPrDefault>
       <w:rPr>
